--- a/Taylor/Rubty on Rails/Taylor Pentz.docx
+++ b/Taylor/Rubty on Rails/Taylor Pentz.docx
@@ -10,8 +10,9 @@
         <w:jc w:val="center"/>
         <w:rPr>
           <w:rFonts w:ascii="Times New Roman" w:eastAsia="Times New Roman" w:hAnsi="Times New Roman" w:cs="Times New Roman"/>
-          <w:sz w:val="24"/>
+          <w:sz w:val="28"/>
           <w:szCs w:val="24"/>
+          <w:u w:val="single"/>
         </w:rPr>
       </w:pPr>
       <w:r>
@@ -84,29 +85,33 @@
           <w:sz w:val="24"/>
           <w:szCs w:val="24"/>
         </w:rPr>
-        <w:t xml:space="preserve"> | 1601 Larkin, High Point, NC | +1 8042860439</w:t>
-      </w:r>
-    </w:p>
-    <w:p>
-      <w:pPr>
-        <w:shd w:val="clear" w:color="auto" w:fill="DBE5F1" w:themeFill="accent1" w:themeFillTint="33"/>
-        <w:spacing w:after="0" w:line="240" w:lineRule="auto"/>
-        <w:contextualSpacing/>
-        <w:jc w:val="center"/>
+        <w:t xml:space="preserve"> | 1601 Larkin, High Point, NC | </w:t>
+      </w:r>
+      <w:r>
         <w:rPr>
           <w:rFonts w:ascii="Times New Roman" w:eastAsia="Times New Roman" w:hAnsi="Times New Roman" w:cs="Times New Roman"/>
-          <w:sz w:val="28"/>
+          <w:sz w:val="24"/>
           <w:szCs w:val="24"/>
-          <w:u w:val="single"/>
-        </w:rPr>
-      </w:pPr>
+        </w:rPr>
+        <w:t>+1 (980) 981-4522</w:t>
+      </w:r>
+      <w:r>
+        <w:rPr>
+          <w:rFonts w:ascii="Times New Roman" w:eastAsia="Times New Roman" w:hAnsi="Times New Roman" w:cs="Times New Roman"/>
+          <w:sz w:val="24"/>
+          <w:szCs w:val="24"/>
+        </w:rPr>
+        <w:t xml:space="preserve"> </w:t>
+      </w:r>
       <w:r>
         <w:rPr>
           <w:rFonts w:ascii="Times New Roman" w:hAnsi="Times New Roman" w:cs="Times New Roman"/>
           <w:sz w:val="24"/>
         </w:rPr>
-        <w:t>https://www.linkedin.com/in/taylor-pentz-698a98381/</w:t>
-      </w:r>
+        <w:t>https://www.linkedin.com/in/taylor-pentz-10a92a3aa</w:t>
+      </w:r>
+      <w:bookmarkStart w:id="0" w:name="_GoBack"/>
+      <w:bookmarkEnd w:id="0"/>
     </w:p>
     <w:p>
       <w:pPr>
@@ -1344,8 +1349,6 @@
         <w:pStyle w:val="NormalWeb"/>
         <w:jc w:val="both"/>
       </w:pPr>
-      <w:bookmarkStart w:id="0" w:name="_GoBack"/>
-      <w:bookmarkEnd w:id="0"/>
     </w:p>
     <w:p>
       <w:pPr>
@@ -6336,7 +6339,7 @@
 </file>
 
 <file path=customXml/itemProps1.xml><?xml version="1.0" encoding="utf-8"?>
-<ds:datastoreItem xmlns:ds="http://schemas.openxmlformats.org/officeDocument/2006/customXml" ds:itemID="{33191B40-CB79-4187-BB94-CE1949F9266E}">
+<ds:datastoreItem xmlns:ds="http://schemas.openxmlformats.org/officeDocument/2006/customXml" ds:itemID="{A4BA59C7-CA97-4A2F-AAB8-9A91A736553D}">
   <ds:schemaRefs>
     <ds:schemaRef ds:uri="http://schemas.openxmlformats.org/officeDocument/2006/bibliography"/>
   </ds:schemaRefs>

--- a/Taylor/Rubty on Rails/Taylor Pentz.docx
+++ b/Taylor/Rubty on Rails/Taylor Pentz.docx
@@ -108,10 +108,8 @@
           <w:rFonts w:ascii="Times New Roman" w:hAnsi="Times New Roman" w:cs="Times New Roman"/>
           <w:sz w:val="24"/>
         </w:rPr>
-        <w:t>https://www.linkedin.com/in/taylor-pentz-10a92a3aa</w:t>
-      </w:r>
-      <w:bookmarkStart w:id="0" w:name="_GoBack"/>
-      <w:bookmarkEnd w:id="0"/>
+        <w:t>https://www.linkedin.com/in/taylor-p-b0389a3ba</w:t>
+      </w:r>
     </w:p>
     <w:p>
       <w:pPr>
@@ -149,6 +147,8 @@
         </w:rPr>
         <w:t>Professional Summary</w:t>
       </w:r>
+      <w:bookmarkStart w:id="0" w:name="_GoBack"/>
+      <w:bookmarkEnd w:id="0"/>
     </w:p>
     <w:p>
       <w:pPr>
@@ -202,25 +202,7 @@
           <w:sz w:val="24"/>
           <w:szCs w:val="24"/>
         </w:rPr>
-        <w:t xml:space="preserve"> Proven ability to navigate large codebases, optimize SQL/</w:t>
-      </w:r>
-      <w:proofErr w:type="spellStart"/>
-      <w:r>
-        <w:rPr>
-          <w:rFonts w:asciiTheme="majorBidi" w:hAnsiTheme="majorBidi" w:cstheme="majorBidi"/>
-          <w:sz w:val="24"/>
-          <w:szCs w:val="24"/>
-        </w:rPr>
-        <w:t>NoSQL</w:t>
-      </w:r>
-      <w:proofErr w:type="spellEnd"/>
-      <w:r>
-        <w:rPr>
-          <w:rFonts w:asciiTheme="majorBidi" w:hAnsiTheme="majorBidi" w:cstheme="majorBidi"/>
-          <w:sz w:val="24"/>
-          <w:szCs w:val="24"/>
-        </w:rPr>
-        <w:t xml:space="preserve"> operations, and enhance systems under high-demand conditions. </w:t>
+        <w:t xml:space="preserve"> Proven ability to navigate large codebases, optimize SQL/NoSQL operations, and enhance systems under high-demand conditions. </w:t>
       </w:r>
       <w:proofErr w:type="gramStart"/>
       <w:r>
@@ -322,23 +304,7 @@
         <w:t>Databases</w:t>
       </w:r>
       <w:r>
-        <w:t xml:space="preserve">: </w:t>
-      </w:r>
-      <w:proofErr w:type="spellStart"/>
-      <w:r>
-        <w:t>PostgreSQL</w:t>
-      </w:r>
-      <w:proofErr w:type="spellEnd"/>
-      <w:r>
-        <w:t xml:space="preserve">, MySQL, </w:t>
-      </w:r>
-      <w:proofErr w:type="spellStart"/>
-      <w:r>
-        <w:t>MongoDB</w:t>
-      </w:r>
-      <w:proofErr w:type="spellEnd"/>
-      <w:r>
-        <w:t xml:space="preserve">, </w:t>
+        <w:t xml:space="preserve">: PostgreSQL, MySQL, MongoDB, </w:t>
       </w:r>
       <w:proofErr w:type="spellStart"/>
       <w:r>
@@ -363,38 +329,14 @@
         </w:numPr>
         <w:jc w:val="both"/>
       </w:pPr>
-      <w:proofErr w:type="spellStart"/>
       <w:r>
         <w:rPr>
           <w:rStyle w:val="Strong"/>
         </w:rPr>
-        <w:t>DevOps</w:t>
-      </w:r>
-      <w:proofErr w:type="spellEnd"/>
-      <w:r>
-        <w:rPr>
-          <w:rStyle w:val="Strong"/>
-        </w:rPr>
-        <w:t xml:space="preserve"> &amp; Cloud</w:t>
-      </w:r>
-      <w:r>
-        <w:t xml:space="preserve">: </w:t>
-      </w:r>
-      <w:proofErr w:type="spellStart"/>
-      <w:r>
-        <w:t>Docker</w:t>
-      </w:r>
-      <w:proofErr w:type="spellEnd"/>
-      <w:r>
-        <w:t xml:space="preserve">, </w:t>
-      </w:r>
-      <w:proofErr w:type="spellStart"/>
-      <w:r>
-        <w:t>Kubernetes</w:t>
-      </w:r>
-      <w:proofErr w:type="spellEnd"/>
-      <w:r>
-        <w:t xml:space="preserve">, AWS (Lambda, EC2, RDS, S3, ECS), GCP (App Engine, </w:t>
+        <w:t>DevOps &amp; Cloud</w:t>
+      </w:r>
+      <w:r>
+        <w:t xml:space="preserve">: Docker, Kubernetes, AWS (Lambda, EC2, RDS, S3, ECS), GCP (App Engine, </w:t>
       </w:r>
       <w:proofErr w:type="spellStart"/>
       <w:r>
@@ -429,31 +371,15 @@
       </w:r>
       <w:proofErr w:type="spellEnd"/>
       <w:r>
-        <w:t xml:space="preserve">, </w:t>
+        <w:t xml:space="preserve">, GitHub Actions, </w:t>
       </w:r>
       <w:proofErr w:type="spellStart"/>
       <w:r>
-        <w:t>GitHub</w:t>
+        <w:t>GitLab</w:t>
       </w:r>
       <w:proofErr w:type="spellEnd"/>
       <w:r>
-        <w:t xml:space="preserve"> Actions, </w:t>
-      </w:r>
-      <w:proofErr w:type="spellStart"/>
-      <w:r>
-        <w:t>GitLab</w:t>
-      </w:r>
-      <w:proofErr w:type="spellEnd"/>
-      <w:r>
-        <w:t xml:space="preserve"> CI/CD, </w:t>
-      </w:r>
-      <w:proofErr w:type="spellStart"/>
-      <w:r>
-        <w:t>Jira</w:t>
-      </w:r>
-      <w:proofErr w:type="spellEnd"/>
-      <w:r>
-        <w:t xml:space="preserve">, Jenkins, </w:t>
+        <w:t xml:space="preserve"> CI/CD, Jira, Jenkins, </w:t>
       </w:r>
       <w:proofErr w:type="spellStart"/>
       <w:r>
@@ -496,23 +422,7 @@
       </w:r>
       <w:proofErr w:type="spellEnd"/>
       <w:r>
-        <w:t xml:space="preserve">, </w:t>
-      </w:r>
-      <w:proofErr w:type="spellStart"/>
-      <w:r>
-        <w:t>NoSQL</w:t>
-      </w:r>
-      <w:proofErr w:type="spellEnd"/>
-      <w:r>
-        <w:t xml:space="preserve"> design, Linux CLI (</w:t>
-      </w:r>
-      <w:proofErr w:type="spellStart"/>
-      <w:r>
-        <w:t>grep</w:t>
-      </w:r>
-      <w:proofErr w:type="spellEnd"/>
-      <w:r>
-        <w:t xml:space="preserve">, </w:t>
+        <w:t xml:space="preserve">, NoSQL design, Linux CLI (grep, </w:t>
       </w:r>
       <w:proofErr w:type="spellStart"/>
       <w:r>
@@ -651,15 +561,7 @@
         <w:jc w:val="both"/>
       </w:pPr>
       <w:r>
-        <w:t xml:space="preserve">Designed robust </w:t>
-      </w:r>
-      <w:proofErr w:type="spellStart"/>
-      <w:r>
-        <w:t>PostgreSQL</w:t>
-      </w:r>
-      <w:proofErr w:type="spellEnd"/>
-      <w:r>
-        <w:t xml:space="preserve"> data schemas and optimized over 20+ complex queries to reduce latency and eliminate deadlocks under concurrent loads.</w:t>
+        <w:t>Designed robust PostgreSQL data schemas and optimized over 20+ complex queries to reduce latency and eliminate deadlocks under concurrent loads.</w:t>
       </w:r>
     </w:p>
     <w:p>
@@ -714,15 +616,7 @@
       </w:r>
       <w:proofErr w:type="spellEnd"/>
       <w:r>
-        <w:t xml:space="preserve">, reducing deployment errors by 40% while achieving full CI/CD coverage with </w:t>
-      </w:r>
-      <w:proofErr w:type="spellStart"/>
-      <w:r>
-        <w:t>GitHub</w:t>
-      </w:r>
-      <w:proofErr w:type="spellEnd"/>
-      <w:r>
-        <w:t xml:space="preserve"> Actions.</w:t>
+        <w:t>, reducing deployment errors by 40% while achieving full CI/CD coverage with GitHub Actions.</w:t>
       </w:r>
     </w:p>
     <w:p>
@@ -735,15 +629,7 @@
         <w:jc w:val="both"/>
       </w:pPr>
       <w:r>
-        <w:t xml:space="preserve">Developed backend health diagnostics and logging middleware to standardize </w:t>
-      </w:r>
-      <w:proofErr w:type="spellStart"/>
-      <w:r>
-        <w:t>observability</w:t>
-      </w:r>
-      <w:proofErr w:type="spellEnd"/>
-      <w:r>
-        <w:t xml:space="preserve"> using </w:t>
+        <w:t xml:space="preserve">Developed backend health diagnostics and logging middleware to standardize observability using </w:t>
       </w:r>
       <w:proofErr w:type="spellStart"/>
       <w:r>
@@ -871,23 +757,7 @@
         <w:jc w:val="both"/>
       </w:pPr>
       <w:r>
-        <w:t xml:space="preserve">Delivered scalable Java EE applications with </w:t>
-      </w:r>
-      <w:proofErr w:type="spellStart"/>
-      <w:r>
-        <w:t>RESTful</w:t>
-      </w:r>
-      <w:proofErr w:type="spellEnd"/>
-      <w:r>
-        <w:t xml:space="preserve"> APIs and </w:t>
-      </w:r>
-      <w:proofErr w:type="spellStart"/>
-      <w:r>
-        <w:t>PostgreSQL</w:t>
-      </w:r>
-      <w:proofErr w:type="spellEnd"/>
-      <w:r>
-        <w:t xml:space="preserve"> integrations, supporting real-time dashboards for financial analytics platforms.</w:t>
+        <w:t>Delivered scalable Java EE applications with RESTful APIs and PostgreSQL integrations, supporting real-time dashboards for financial analytics platforms.</w:t>
       </w:r>
     </w:p>
     <w:p>
@@ -921,15 +791,7 @@
       </w:r>
       <w:proofErr w:type="spellEnd"/>
       <w:r>
-        <w:t xml:space="preserve"> gateways aggregating data from SQL and </w:t>
-      </w:r>
-      <w:proofErr w:type="spellStart"/>
-      <w:r>
-        <w:t>NoSQL</w:t>
-      </w:r>
-      <w:proofErr w:type="spellEnd"/>
-      <w:r>
-        <w:t xml:space="preserve"> sources, improving frontend response time by 30%.</w:t>
+        <w:t xml:space="preserve"> gateways aggregating data from SQL and NoSQL sources, improving frontend response time by 30%.</w:t>
       </w:r>
     </w:p>
     <w:p>
@@ -942,15 +804,7 @@
         <w:jc w:val="both"/>
       </w:pPr>
       <w:r>
-        <w:t xml:space="preserve">Created automated test suites with </w:t>
-      </w:r>
-      <w:proofErr w:type="spellStart"/>
-      <w:r>
-        <w:t>JUnit</w:t>
-      </w:r>
-      <w:proofErr w:type="spellEnd"/>
-      <w:r>
-        <w:t xml:space="preserve"> and Selenium, increasing test reliability and cutting manual testing effort by 50%.</w:t>
+        <w:t>Created automated test suites with JUnit and Selenium, increasing test reliability and cutting manual testing effort by 50%.</w:t>
       </w:r>
     </w:p>
     <w:p>
@@ -1013,23 +867,7 @@
         <w:jc w:val="both"/>
       </w:pPr>
       <w:r>
-        <w:t xml:space="preserve">Deployed applications using </w:t>
-      </w:r>
-      <w:proofErr w:type="spellStart"/>
-      <w:r>
-        <w:t>Docker</w:t>
-      </w:r>
-      <w:proofErr w:type="spellEnd"/>
-      <w:r>
-        <w:t xml:space="preserve"> Compose and Helm charts in </w:t>
-      </w:r>
-      <w:proofErr w:type="spellStart"/>
-      <w:r>
-        <w:t>Kubernetes</w:t>
-      </w:r>
-      <w:proofErr w:type="spellEnd"/>
-      <w:r>
-        <w:t xml:space="preserve"> clusters across staging and production.</w:t>
+        <w:t>Deployed applications using Docker Compose and Helm charts in Kubernetes clusters across staging and production.</w:t>
       </w:r>
     </w:p>
     <w:p>
@@ -1208,15 +1046,7 @@
         <w:jc w:val="both"/>
       </w:pPr>
       <w:r>
-        <w:t xml:space="preserve">Migrated large datasets from MySQL to </w:t>
-      </w:r>
-      <w:proofErr w:type="spellStart"/>
-      <w:r>
-        <w:t>PostgreSQL</w:t>
-      </w:r>
-      <w:proofErr w:type="spellEnd"/>
-      <w:r>
-        <w:t>, transforming schema structure and crafting migration scripts with rollback mechanisms.</w:t>
+        <w:t>Migrated large datasets from MySQL to PostgreSQL, transforming schema structure and crafting migration scripts with rollback mechanisms.</w:t>
       </w:r>
     </w:p>
     <w:p>
@@ -1271,15 +1101,7 @@
         <w:jc w:val="both"/>
       </w:pPr>
       <w:r>
-        <w:t xml:space="preserve">Collaborated with </w:t>
-      </w:r>
-      <w:proofErr w:type="spellStart"/>
-      <w:r>
-        <w:t>DevOps</w:t>
-      </w:r>
-      <w:proofErr w:type="spellEnd"/>
-      <w:r>
-        <w:t xml:space="preserve"> on deploying REST APIs and </w:t>
+        <w:t xml:space="preserve">Collaborated with DevOps on deploying REST APIs and </w:t>
       </w:r>
       <w:proofErr w:type="spellStart"/>
       <w:r>
@@ -1300,15 +1122,7 @@
         <w:jc w:val="both"/>
       </w:pPr>
       <w:r>
-        <w:t xml:space="preserve">Enabled third-party integrations via </w:t>
-      </w:r>
-      <w:proofErr w:type="spellStart"/>
-      <w:r>
-        <w:t>OAuth</w:t>
-      </w:r>
-      <w:proofErr w:type="spellEnd"/>
-      <w:r>
-        <w:t xml:space="preserve"> and </w:t>
+        <w:t xml:space="preserve">Enabled third-party integrations via OAuth and </w:t>
       </w:r>
       <w:proofErr w:type="spellStart"/>
       <w:r>
@@ -1429,15 +1243,7 @@
         <w:jc w:val="both"/>
       </w:pPr>
       <w:r>
-        <w:t xml:space="preserve">Developed Ruby on Rails APIs serving frontend admin portals with </w:t>
-      </w:r>
-      <w:proofErr w:type="spellStart"/>
-      <w:r>
-        <w:t>PostgreSQL</w:t>
-      </w:r>
-      <w:proofErr w:type="spellEnd"/>
-      <w:r>
-        <w:t xml:space="preserve"> and </w:t>
+        <w:t xml:space="preserve">Developed Ruby on Rails APIs serving frontend admin portals with PostgreSQL and </w:t>
       </w:r>
       <w:proofErr w:type="spellStart"/>
       <w:r>
@@ -1498,14 +1304,12 @@
       <w:r>
         <w:t xml:space="preserve">, </w:t>
       </w:r>
-      <w:proofErr w:type="spellStart"/>
       <w:r>
         <w:rPr>
           <w:rStyle w:val="HTMLCode"/>
         </w:rPr>
         <w:t>grep</w:t>
       </w:r>
-      <w:proofErr w:type="spellEnd"/>
       <w:r>
         <w:t xml:space="preserve">, and </w:t>
       </w:r>
@@ -1684,23 +1488,7 @@
       </w:r>
       <w:proofErr w:type="spellEnd"/>
       <w:r>
-        <w:t xml:space="preserve"> client, bridging legacy APIs and modern cloud-based endpoints with </w:t>
-      </w:r>
-      <w:proofErr w:type="spellStart"/>
-      <w:r>
-        <w:t>PostgreSQL</w:t>
-      </w:r>
-      <w:proofErr w:type="spellEnd"/>
-      <w:r>
-        <w:t xml:space="preserve"> and </w:t>
-      </w:r>
-      <w:proofErr w:type="spellStart"/>
-      <w:r>
-        <w:t>MongoDB</w:t>
-      </w:r>
-      <w:proofErr w:type="spellEnd"/>
-      <w:r>
-        <w:t xml:space="preserve"> under 2-second sync SLA.</w:t>
+        <w:t xml:space="preserve"> client, bridging legacy APIs and modern cloud-based endpoints with PostgreSQL and MongoDB under 2-second sync SLA.</w:t>
       </w:r>
       <w:proofErr w:type="gramEnd"/>
     </w:p>
@@ -1767,15 +1555,7 @@
       </w:r>
       <w:proofErr w:type="spellEnd"/>
       <w:r>
-        <w:t xml:space="preserve"> queues, Spring Quartz, and </w:t>
-      </w:r>
-      <w:proofErr w:type="spellStart"/>
-      <w:r>
-        <w:t>PostgreSQL</w:t>
-      </w:r>
-      <w:proofErr w:type="spellEnd"/>
-      <w:r>
-        <w:t xml:space="preserve"> event logging.</w:t>
+        <w:t xml:space="preserve"> queues, Spring Quartz, and PostgreSQL event logging.</w:t>
       </w:r>
       <w:proofErr w:type="gramEnd"/>
     </w:p>
@@ -1813,15 +1593,7 @@
       </w:r>
       <w:proofErr w:type="gramStart"/>
       <w:r>
-        <w:t xml:space="preserve">Used </w:t>
-      </w:r>
-      <w:proofErr w:type="spellStart"/>
-      <w:r>
-        <w:t>PostgreSQL</w:t>
-      </w:r>
-      <w:proofErr w:type="spellEnd"/>
-      <w:r>
-        <w:t xml:space="preserve"> and </w:t>
+        <w:t xml:space="preserve">Used PostgreSQL and </w:t>
       </w:r>
       <w:proofErr w:type="spellStart"/>
       <w:r>
@@ -1943,41 +1715,13 @@
           <w:szCs w:val="24"/>
         </w:rPr>
       </w:pPr>
-      <w:proofErr w:type="spellStart"/>
       <w:r>
         <w:rPr>
           <w:rFonts w:ascii="Times New Roman" w:eastAsia="Times New Roman" w:hAnsi="Times New Roman" w:cs="Times New Roman"/>
           <w:sz w:val="24"/>
           <w:szCs w:val="24"/>
         </w:rPr>
-        <w:t>PostgreSQL</w:t>
-      </w:r>
-      <w:proofErr w:type="spellEnd"/>
-      <w:r>
-        <w:rPr>
-          <w:rFonts w:ascii="Times New Roman" w:eastAsia="Times New Roman" w:hAnsi="Times New Roman" w:cs="Times New Roman"/>
-          <w:sz w:val="24"/>
-          <w:szCs w:val="24"/>
-        </w:rPr>
-        <w:t xml:space="preserve"> for Developers (</w:t>
-      </w:r>
-      <w:proofErr w:type="spellStart"/>
-      <w:r>
-        <w:rPr>
-          <w:rFonts w:ascii="Times New Roman" w:eastAsia="Times New Roman" w:hAnsi="Times New Roman" w:cs="Times New Roman"/>
-          <w:sz w:val="24"/>
-          <w:szCs w:val="24"/>
-        </w:rPr>
-        <w:t>Coursera</w:t>
-      </w:r>
-      <w:proofErr w:type="spellEnd"/>
-      <w:r>
-        <w:rPr>
-          <w:rFonts w:ascii="Times New Roman" w:eastAsia="Times New Roman" w:hAnsi="Times New Roman" w:cs="Times New Roman"/>
-          <w:sz w:val="24"/>
-          <w:szCs w:val="24"/>
-        </w:rPr>
-        <w:t>)</w:t>
+        <w:t>PostgreSQL for Developers (Coursera)</w:t>
       </w:r>
     </w:p>
     <w:p>
@@ -6339,7 +6083,7 @@
 </file>
 
 <file path=customXml/itemProps1.xml><?xml version="1.0" encoding="utf-8"?>
-<ds:datastoreItem xmlns:ds="http://schemas.openxmlformats.org/officeDocument/2006/customXml" ds:itemID="{A4BA59C7-CA97-4A2F-AAB8-9A91A736553D}">
+<ds:datastoreItem xmlns:ds="http://schemas.openxmlformats.org/officeDocument/2006/customXml" ds:itemID="{501C43D6-59E3-46CF-8499-EE96BD2C4901}">
   <ds:schemaRefs>
     <ds:schemaRef ds:uri="http://schemas.openxmlformats.org/officeDocument/2006/bibliography"/>
   </ds:schemaRefs>
